--- a/NURS_6421C_Discussion_WK8.docx
+++ b/NURS_6421C_Discussion_WK8.docx
@@ -335,6 +335,7 @@
       <w:pPr>
         <w:spacing w:line="480" w:lineRule="auto"/>
         <w:rPr>
+          <w:rStyle w:val="Strong"/>
           <w:color w:val="2D3B45"/>
           <w:shd w:val="clear" w:color="auto" w:fill="FFFFFF"/>
         </w:rPr>
@@ -346,6 +347,49 @@
           <w:shd w:val="clear" w:color="auto" w:fill="FFFFFF"/>
         </w:rPr>
         <w:lastRenderedPageBreak/>
+        <w:t>Discussion Week</w:t>
+      </w:r>
+      <w:r>
+        <w:rPr>
+          <w:rStyle w:val="Strong"/>
+          <w:color w:val="2D3B45"/>
+          <w:shd w:val="clear" w:color="auto" w:fill="FFFFFF"/>
+        </w:rPr>
+        <w:t xml:space="preserve"> 8</w:t>
+      </w:r>
+    </w:p>
+    <w:p>
+      <w:pPr>
+        <w:spacing w:line="480" w:lineRule="auto"/>
+        <w:rPr>
+          <w:rStyle w:val="Strong"/>
+          <w:color w:val="2D3B45"/>
+          <w:shd w:val="clear" w:color="auto" w:fill="FFFFFF"/>
+        </w:rPr>
+      </w:pPr>
+      <w:r>
+        <w:rPr>
+          <w:rStyle w:val="Strong"/>
+          <w:color w:val="2D3B45"/>
+          <w:shd w:val="clear" w:color="auto" w:fill="FFFFFF"/>
+        </w:rPr>
+        <w:t>Workflow Modeling</w:t>
+      </w:r>
+    </w:p>
+    <w:p>
+      <w:pPr>
+        <w:spacing w:line="480" w:lineRule="auto"/>
+        <w:rPr>
+          <w:color w:val="2D3B45"/>
+          <w:shd w:val="clear" w:color="auto" w:fill="FFFFFF"/>
+        </w:rPr>
+      </w:pPr>
+      <w:r>
+        <w:rPr>
+          <w:rStyle w:val="Strong"/>
+          <w:color w:val="2D3B45"/>
+          <w:shd w:val="clear" w:color="auto" w:fill="FFFFFF"/>
+        </w:rPr>
         <w:t>Post</w:t>
       </w:r>
       <w:r>
@@ -428,6 +472,7 @@
         <w:spacing w:line="480" w:lineRule="auto"/>
       </w:pPr>
       <w:r>
+        <w:lastRenderedPageBreak/>
         <w:t>Revision: The problem may lead to errors and discrepancies in billing, therefore Incorporating a validation step where Sharon verifies that the bill matches the received shipment before handing it over to the accountant can be done.</w:t>
       </w:r>
     </w:p>
@@ -444,63 +489,63 @@
         <w:spacing w:line="480" w:lineRule="auto"/>
       </w:pPr>
       <w:r>
+        <w:t>Importance of Accuracy and Clarity</w:t>
+      </w:r>
+    </w:p>
+    <w:p>
+      <w:pPr>
+        <w:spacing w:line="480" w:lineRule="auto"/>
+      </w:pPr>
+      <w:r>
+        <w:t>Accuracy and Clarity both play a crucial role in workflow modeling as they prevent errors, streamline operations, and ensure efficient resource management. Accuracy makes sure that each step in the workflow is performed correctly with all potential issues being addressed systematically. Clarity helps in knowing the process, ensuring that each participant in the workflow is aware of their responsibilities and the sequence of actions.</w:t>
+      </w:r>
+    </w:p>
+    <w:p>
+      <w:pPr>
+        <w:spacing w:line="480" w:lineRule="auto"/>
+      </w:pPr>
+      <w:r>
+        <w:t> </w:t>
+      </w:r>
+    </w:p>
+    <w:p>
+      <w:pPr>
+        <w:spacing w:line="480" w:lineRule="auto"/>
+      </w:pPr>
+      <w:r>
+        <w:t>Strategy for Ensuring Accurate and Clear Workflow Models</w:t>
+      </w:r>
+    </w:p>
+    <w:p>
+      <w:pPr>
+        <w:spacing w:line="480" w:lineRule="auto"/>
+      </w:pPr>
+      <w:r>
+        <w:t>“Robust processes are at the heart of an efficient organization, and what makes processes tick are well-defined workflows” (</w:t>
+      </w:r>
+      <w:proofErr w:type="spellStart"/>
+      <w:r>
+        <w:t>Praburam</w:t>
+      </w:r>
+      <w:proofErr w:type="spellEnd"/>
+      <w:r>
+        <w:t>, 2024). Creating a workflow that is both accurate and clear can lead to improved efficiency and effectiveness in managing processes. Detailed Documentation and reviewing the documentation can be an important strategy for ensuring Accurate and Clear workflow models. According to MoldStud.com, Documentation provides a comprehensive view of the system that is being analyzed including its potential requirements, functionalities as well as limitations serving as a guiding light for developers and stakeholders.   Documenting every step of the workflow in detail along with potential decision points and exceptions and reviewing the model with stakeholders will ensure that it accurately reflects their tasks and identifies any gaps.</w:t>
+      </w:r>
+    </w:p>
+    <w:p>
+      <w:pPr>
+        <w:spacing w:line="480" w:lineRule="auto"/>
+      </w:pPr>
+      <w:r>
+        <w:t> </w:t>
+      </w:r>
+    </w:p>
+    <w:p>
+      <w:pPr>
+        <w:spacing w:line="480" w:lineRule="auto"/>
+      </w:pPr>
+      <w:r>
         <w:lastRenderedPageBreak/>
-        <w:t>Importance of Accuracy and Clarity</w:t>
-      </w:r>
-    </w:p>
-    <w:p>
-      <w:pPr>
-        <w:spacing w:line="480" w:lineRule="auto"/>
-      </w:pPr>
-      <w:r>
-        <w:t>Accuracy and Clarity both play a crucial role in workflow modeling as they prevent errors, streamline operations, and ensure efficient resource management. Accuracy makes sure that each step in the workflow is performed correctly with all potential issues being addressed systematically. Clarity helps in knowing the process, ensuring that each participant in the workflow is aware of their responsibilities and the sequence of actions.</w:t>
-      </w:r>
-    </w:p>
-    <w:p>
-      <w:pPr>
-        <w:spacing w:line="480" w:lineRule="auto"/>
-      </w:pPr>
-      <w:r>
-        <w:t> </w:t>
-      </w:r>
-    </w:p>
-    <w:p>
-      <w:pPr>
-        <w:spacing w:line="480" w:lineRule="auto"/>
-      </w:pPr>
-      <w:r>
-        <w:t>Strategy for Ensuring Accurate and Clear Workflow Models</w:t>
-      </w:r>
-    </w:p>
-    <w:p>
-      <w:pPr>
-        <w:spacing w:line="480" w:lineRule="auto"/>
-      </w:pPr>
-      <w:r>
-        <w:t>“Robust processes are at the heart of an efficient organization, and what makes processes tick are well-defined workflows” (</w:t>
-      </w:r>
-      <w:proofErr w:type="spellStart"/>
-      <w:r>
-        <w:t>Praburam</w:t>
-      </w:r>
-      <w:proofErr w:type="spellEnd"/>
-      <w:r>
-        <w:t>, 2024). Creating a workflow that is both accurate and clear can lead to improved efficiency and effectiveness in managing processes. Detailed Documentation and reviewing the documentation can be an important strategy for ensuring Accurate and Clear workflow models. According to MoldStud.com, Documentation provides a comprehensive view of the system that is being analyzed including its potential requirements, functionalities as well as limitations serving as a guiding light for developers and stakeholders.   Documenting every step of the workflow in detail along with potential decision points and exceptions and reviewing the model with stakeholders will ensure that it accurately reflects their tasks and identifies any gaps.</w:t>
-      </w:r>
-    </w:p>
-    <w:p>
-      <w:pPr>
-        <w:spacing w:line="480" w:lineRule="auto"/>
-      </w:pPr>
-      <w:r>
-        <w:t> </w:t>
-      </w:r>
-    </w:p>
-    <w:p>
-      <w:pPr>
-        <w:spacing w:line="480" w:lineRule="auto"/>
-      </w:pPr>
-      <w:r>
         <w:t>References:</w:t>
       </w:r>
     </w:p>
@@ -719,7 +764,6 @@
           <w:b/>
           <w:bCs/>
         </w:rPr>
-        <w:lastRenderedPageBreak/>
         <w:t>Response:</w:t>
       </w:r>
       <w:r>
